--- a/output/docx/Тезисы_оценка_влажности_почвы_по_ДЗЗ_и_модели_междурядье_90.docx
+++ b/output/docx/Тезисы_оценка_влажности_почвы_по_ДЗЗ_и_модели_междурядье_90.docx
@@ -210,356 +210,12 @@
       </w:pPr>
       <w:r>
         <w:rPr>
-          <w:b w:val="1"/>
-          <w:bCs w:val="1"/>
-          <w:rtl w:val="0"/>
-          <w:lang w:val="en-US"/>
-        </w:rPr>
-        <w:t>Результаты</w:t>
-      </w:r>
-      <w:r>
-        <w:rPr>
-          <w:b w:val="1"/>
-          <w:bCs w:val="1"/>
-          <w:rtl w:val="0"/>
-        </w:rPr>
-        <w:t>.</w:t>
-      </w:r>
-      <w:r>
-        <w:rPr>
-          <w:rtl w:val="0"/>
-          <w:lang w:val="en-US"/>
-        </w:rPr>
-        <w:t xml:space="preserve"> Для </w:t>
-      </w:r>
-      <w:r>
-        <w:rPr>
-          <w:rtl w:val="0"/>
-          <w:lang w:val="nl-NL"/>
-        </w:rPr>
-        <w:t xml:space="preserve">VV </w:t>
-      </w:r>
-      <w:r>
-        <w:rPr>
-          <w:rtl w:val="0"/>
-          <w:lang w:val="en-US"/>
-        </w:rPr>
-        <w:t xml:space="preserve">мы получили у </w:t>
-      </w:r>
-      <w:r>
-        <w:rPr>
-          <w:rtl w:val="0"/>
-          <w:lang w:val="ru-RU"/>
-        </w:rPr>
-        <w:t>M1 R</w:t>
-      </w:r>
-      <w:r>
-        <w:rPr>
-          <w:rtl w:val="0"/>
-          <w:lang w:val="en-US"/>
-        </w:rPr>
-        <w:t>²</w:t>
-      </w:r>
-      <w:r>
-        <w:rPr>
-          <w:rtl w:val="0"/>
-          <w:lang w:val="en-US"/>
-        </w:rPr>
-        <w:t xml:space="preserve">out=0,060 </w:t>
-      </w:r>
-      <w:r>
-        <w:rPr>
-          <w:rtl w:val="0"/>
-          <w:lang w:val="en-US"/>
-        </w:rPr>
-        <w:t xml:space="preserve">и </w:t>
-      </w:r>
-      <w:r>
-        <w:rPr>
-          <w:rtl w:val="0"/>
-          <w:lang w:val="de-DE"/>
-        </w:rPr>
-        <w:t xml:space="preserve">RMSE=2,684 </w:t>
-      </w:r>
-      <w:r>
-        <w:rPr>
-          <w:rtl w:val="0"/>
-          <w:lang w:val="en-US"/>
-        </w:rPr>
-        <w:t>дБ</w:t>
-      </w:r>
-      <w:r>
-        <w:rPr>
-          <w:rtl w:val="0"/>
-        </w:rPr>
-        <w:t xml:space="preserve">, </w:t>
-      </w:r>
-      <w:r>
-        <w:rPr>
-          <w:rtl w:val="0"/>
-          <w:lang w:val="en-US"/>
-        </w:rPr>
-        <w:t xml:space="preserve">у </w:t>
-      </w:r>
-      <w:r>
-        <w:rPr>
-          <w:rtl w:val="0"/>
-        </w:rPr>
-        <w:t xml:space="preserve">M2 </w:t>
-      </w:r>
-      <w:r>
-        <w:rPr>
-          <w:rtl w:val="0"/>
-          <w:lang w:val="en-US"/>
-        </w:rPr>
-        <w:t xml:space="preserve">— </w:t>
-      </w:r>
-      <w:r>
-        <w:rPr>
-          <w:rtl w:val="0"/>
-        </w:rPr>
-        <w:t xml:space="preserve">0,113 </w:t>
-      </w:r>
-      <w:r>
-        <w:rPr>
-          <w:rtl w:val="0"/>
-          <w:lang w:val="en-US"/>
-        </w:rPr>
-        <w:t xml:space="preserve">и </w:t>
-      </w:r>
-      <w:r>
-        <w:rPr>
-          <w:rtl w:val="0"/>
-        </w:rPr>
-        <w:t xml:space="preserve">2,608 </w:t>
-      </w:r>
-      <w:r>
-        <w:rPr>
-          <w:rtl w:val="0"/>
-          <w:lang w:val="en-US"/>
-        </w:rPr>
-        <w:t>дБ</w:t>
-      </w:r>
-      <w:r>
-        <w:rPr>
-          <w:rtl w:val="0"/>
-        </w:rPr>
-        <w:t xml:space="preserve">. </w:t>
-      </w:r>
-      <w:r>
-        <w:rPr>
-          <w:rtl w:val="0"/>
-          <w:lang w:val="en-US"/>
-        </w:rPr>
-        <w:t xml:space="preserve">У </w:t>
-      </w:r>
-      <w:r>
-        <w:rPr>
-          <w:rtl w:val="0"/>
-        </w:rPr>
-        <w:t xml:space="preserve">M3 </w:t>
-      </w:r>
-      <w:r>
-        <w:rPr>
-          <w:rtl w:val="0"/>
-          <w:lang w:val="en-US"/>
-        </w:rPr>
-        <w:t xml:space="preserve">получены </w:t>
-      </w:r>
-      <w:r>
-        <w:rPr>
-          <w:rtl w:val="0"/>
-        </w:rPr>
-        <w:t>R</w:t>
-      </w:r>
-      <w:r>
-        <w:rPr>
-          <w:rtl w:val="0"/>
-          <w:lang w:val="en-US"/>
-        </w:rPr>
-        <w:t>²</w:t>
-      </w:r>
-      <w:r>
-        <w:rPr>
-          <w:rtl w:val="0"/>
-          <w:lang w:val="nl-NL"/>
-        </w:rPr>
-        <w:t xml:space="preserve">out=0,137, RMSE=2,572 </w:t>
-      </w:r>
-      <w:r>
-        <w:rPr>
-          <w:rtl w:val="0"/>
-          <w:lang w:val="en-US"/>
-        </w:rPr>
-        <w:t xml:space="preserve">дБ и </w:t>
-      </w:r>
-      <w:r>
-        <w:rPr>
-          <w:rtl w:val="0"/>
-        </w:rPr>
-        <w:t xml:space="preserve">MAE=1,777 </w:t>
-      </w:r>
-      <w:r>
-        <w:rPr>
-          <w:rtl w:val="0"/>
-          <w:lang w:val="en-US"/>
-        </w:rPr>
-        <w:t>дБ</w:t>
-      </w:r>
-      <w:r>
-        <w:rPr>
-          <w:rtl w:val="0"/>
-          <w:lang w:val="nl-NL"/>
-        </w:rPr>
-        <w:t xml:space="preserve">. Bootstrap </w:t>
-      </w:r>
-      <w:r>
-        <w:rPr>
-          <w:rtl w:val="0"/>
-          <w:lang w:val="en-US"/>
-        </w:rPr>
-        <w:t xml:space="preserve">по полям подтвердил преимущество </w:t>
-      </w:r>
-      <w:r>
-        <w:rPr>
-          <w:rtl w:val="0"/>
-          <w:lang w:val="ru-RU"/>
-        </w:rPr>
-        <w:t xml:space="preserve">M3: </w:t>
-      </w:r>
-      <w:r>
-        <w:rPr>
-          <w:rtl w:val="0"/>
-          <w:lang w:val="en-US"/>
-        </w:rPr>
-        <w:t xml:space="preserve">прирост </w:t>
-      </w:r>
-      <w:r>
-        <w:rPr>
-          <w:rtl w:val="0"/>
-        </w:rPr>
-        <w:t>R</w:t>
-      </w:r>
-      <w:r>
-        <w:rPr>
-          <w:rtl w:val="0"/>
-          <w:lang w:val="en-US"/>
-        </w:rPr>
-        <w:t>²</w:t>
-      </w:r>
-      <w:r>
-        <w:rPr>
-          <w:rtl w:val="0"/>
-          <w:lang w:val="en-US"/>
-        </w:rPr>
-        <w:t xml:space="preserve">out </w:t>
-      </w:r>
-      <w:r>
-        <w:rPr>
-          <w:rtl w:val="0"/>
-          <w:lang w:val="en-US"/>
-        </w:rPr>
-        <w:t xml:space="preserve">относительно </w:t>
-      </w:r>
-      <w:r>
-        <w:rPr>
-          <w:rtl w:val="0"/>
-          <w:lang w:val="ru-RU"/>
-        </w:rPr>
-        <w:t xml:space="preserve">M1 </w:t>
-      </w:r>
-      <w:r>
-        <w:rPr>
-          <w:rtl w:val="0"/>
-          <w:lang w:val="en-US"/>
-        </w:rPr>
-        <w:t xml:space="preserve">равен </w:t>
-      </w:r>
-      <w:r>
-        <w:rPr>
-          <w:rtl w:val="0"/>
-        </w:rPr>
-        <w:t>0,078 (95%-</w:t>
-      </w:r>
-      <w:r>
-        <w:rPr>
-          <w:rtl w:val="0"/>
-          <w:lang w:val="en-US"/>
-        </w:rPr>
-        <w:t xml:space="preserve">й интервал </w:t>
-      </w:r>
-      <w:r>
-        <w:rPr>
-          <w:rtl w:val="0"/>
-          <w:lang w:val="en-US"/>
-        </w:rPr>
-        <w:t>0,035</w:t>
-      </w:r>
-      <w:r>
-        <w:rPr>
-          <w:rtl w:val="0"/>
-          <w:lang w:val="en-US"/>
-        </w:rPr>
-        <w:t>…</w:t>
-      </w:r>
-      <w:r>
-        <w:rPr>
-          <w:rtl w:val="0"/>
-        </w:rPr>
-        <w:t xml:space="preserve">0,128), </w:t>
-      </w:r>
-      <w:r>
-        <w:rPr>
-          <w:rtl w:val="0"/>
-          <w:lang w:val="en-US"/>
-        </w:rPr>
-        <w:t xml:space="preserve">относительно </w:t>
-      </w:r>
-      <w:r>
-        <w:rPr>
-          <w:rtl w:val="0"/>
-        </w:rPr>
-        <w:t xml:space="preserve">M2 </w:t>
-      </w:r>
-      <w:r>
-        <w:rPr>
-          <w:rtl w:val="0"/>
-          <w:lang w:val="en-US"/>
-        </w:rPr>
-        <w:t xml:space="preserve">— </w:t>
-      </w:r>
-      <w:r>
-        <w:rPr>
-          <w:rtl w:val="0"/>
-          <w:lang w:val="en-US"/>
-        </w:rPr>
-        <w:t>0,024 (0,009</w:t>
-      </w:r>
-      <w:r>
-        <w:rPr>
-          <w:rtl w:val="0"/>
-          <w:lang w:val="en-US"/>
-        </w:rPr>
-        <w:t>…</w:t>
-      </w:r>
-      <w:r>
-        <w:rPr>
-          <w:rtl w:val="0"/>
-        </w:rPr>
-        <w:t xml:space="preserve">0,042). </w:t>
-      </w:r>
-      <w:r>
-        <w:rPr>
-          <w:rtl w:val="0"/>
-          <w:lang w:val="en-US"/>
-        </w:rPr>
-        <w:t>Оба интервала не включают ноль</w:t>
-      </w:r>
-      <w:r>
-        <w:rPr>
-          <w:rtl w:val="0"/>
-        </w:rPr>
-        <w:t>.</w:t>
+          <w:b/>
+        </w:rPr>
+        <w:t xml:space="preserve">Результаты. </w:t>
+      </w:r>
+      <w:r>
+        <w:t>На независимых полях вариант M1, использующий только FCOVER, объяснил 6,0 % вариации VV (R²out=0,060; RMSE=2,684 дБ). При использовании только расчётной влажности в M2 R²out вырос до 0,113, а RMSE снизилась до 2,608 дБ. Наилучший результат показала M3: совместный учёт влажности, FCOVER и их взаимодействия дал R²out=0,137 при RMSE=2,572 дБ и MAE=1,777 дБ. Bootstrap-проверка по полям подтверждает, что это преимущество не случайно: M3 превышает M1 на 0,078 R²out (95%-й интервал 0,035…0,128), а M2 — на 0,024 (0,009…0,042). Ни один из интервалов не включает ноль.</w:t>
       </w:r>
     </w:p>
     <w:p>
